--- a/public/Bret Pehrson.docx
+++ b/public/Bret Pehrson.docx
@@ -1,11 +1,16 @@
 
 <file path=word/document.xml><?xml version="1.0" encoding="utf-8"?>
-<w:document xmlns:wpc="http://schemas.microsoft.com/office/word/2010/wordprocessingCanvas" xmlns:cx="http://schemas.microsoft.com/office/drawing/2014/chartex" xmlns:cx1="http://schemas.microsoft.com/office/drawing/2015/9/8/chartex" xmlns:cx2="http://schemas.microsoft.com/office/drawing/2015/10/21/chartex" xmlns:cx3="http://schemas.microsoft.com/office/drawing/2016/5/9/chartex" xmlns:cx4="http://schemas.microsoft.com/office/drawing/2016/5/10/chartex" xmlns:cx5="http://schemas.microsoft.com/office/drawing/2016/5/11/chartex" xmlns:cx6="http://schemas.microsoft.com/office/drawing/2016/5/12/chartex" xmlns:cx7="http://schemas.microsoft.com/office/drawing/2016/5/13/chartex" xmlns:cx8="http://schemas.microsoft.com/office/drawing/2016/5/14/chartex" xmlns:mc="http://schemas.openxmlformats.org/markup-compatibility/2006" xmlns:m="http://schemas.openxmlformats.org/officeDocument/2006/math" xmlns:aink="http://schemas.microsoft.com/office/drawing/2016/ink" xmlns:am3d="http://schemas.microsoft.com/office/drawing/2017/model3d" xmlns:oel="http://schemas.microsoft.com/office/2019/extlst" xmlns:r="http://schemas.openxmlformats.org/officeDocument/2006/relationships" xmlns:wp14="http://schemas.microsoft.com/office/word/2010/wordprocessingDrawing" xmlns:wp="http://schemas.openxmlformats.org/drawingml/2006/wordprocessingDrawing" xmlns:wpg="http://schemas.microsoft.com/office/word/2010/wordprocessingGroup" xmlns:wpi="http://schemas.microsoft.com/office/word/2010/wordprocessingInk" xmlns:wps="http://schemas.microsoft.com/office/word/2010/wordprocessingShape" xmlns:o="urn:schemas-microsoft-com:office:office" xmlns:v="urn:schemas-microsoft-com:vml" xmlns:w10="urn:schemas-microsoft-com:office:word" xmlns:w="http://schemas.openxmlformats.org/wordprocessingml/2006/main" xmlns:w14="http://schemas.microsoft.com/office/word/2010/wordml" xmlns:w15="http://schemas.microsoft.com/office/word/2012/wordml" xmlns:w16cex="http://schemas.microsoft.com/office/word/2018/wordml/cex" xmlns:w16cid="http://schemas.microsoft.com/office/word/2016/wordml/cid" xmlns:w16="http://schemas.microsoft.com/office/word/2018/wordml" xmlns:w16sdtdh="http://schemas.microsoft.com/office/word/2020/wordml/sdtdatahash" xmlns:w16sdtfl="http://schemas.microsoft.com/office/word/2024/wordml/sdtformatlock" xmlns:w16se="http://schemas.microsoft.com/office/word/2015/wordml/symex" xmlns:w16du="http://schemas.microsoft.com/office/word/2023/wordml/word16du" xmlns:wne="http://schemas.microsoft.com/office/word/2006/wordml" mc:Ignorable="w14 w15 w16se w16cid w16 w16cex w16sdtdh w16sdtfl w16du wp14">
+<w:document xmlns:wpc="http://schemas.microsoft.com/office/word/2010/wordprocessingCanvas" xmlns:cx="http://schemas.microsoft.com/office/drawing/2014/chartex" xmlns:cx1="http://schemas.microsoft.com/office/drawing/2015/9/8/chartex" xmlns:cx2="http://schemas.microsoft.com/office/drawing/2015/10/21/chartex" xmlns:cx3="http://schemas.microsoft.com/office/drawing/2016/5/9/chartex" xmlns:cx4="http://schemas.microsoft.com/office/drawing/2016/5/10/chartex" xmlns:cx5="http://schemas.microsoft.com/office/drawing/2016/5/11/chartex" xmlns:cx6="http://schemas.microsoft.com/office/drawing/2016/5/12/chartex" xmlns:cx7="http://schemas.microsoft.com/office/drawing/2016/5/13/chartex" xmlns:cx8="http://schemas.microsoft.com/office/drawing/2016/5/14/chartex" xmlns:mc="http://schemas.openxmlformats.org/markup-compatibility/2006" xmlns:m="http://schemas.openxmlformats.org/officeDocument/2006/math" xmlns:aink="http://schemas.microsoft.com/office/drawing/2016/ink" xmlns:am3d="http://schemas.microsoft.com/office/drawing/2017/model3d" xmlns:oel="http://schemas.microsoft.com/office/2019/extlst" xmlns:r="http://schemas.openxmlformats.org/officeDocument/2006/relationships" xmlns:wp14="http://schemas.microsoft.com/office/word/2010/wordprocessingDrawing" xmlns:wp="http://schemas.openxmlformats.org/drawingml/2006/wordprocessingDrawing" xmlns:wpg="http://schemas.microsoft.com/office/word/2010/wordprocessingGroup" xmlns:wpi="http://schemas.microsoft.com/office/word/2010/wordprocessingInk" xmlns:wps="http://schemas.microsoft.com/office/word/2010/wordprocessingShape" xmlns:o="urn:schemas-microsoft-com:office:office" xmlns:v="urn:schemas-microsoft-com:vml" xmlns:w10="urn:schemas-microsoft-com:office:word" xmlns:w="http://schemas.openxmlformats.org/wordprocessingml/2006/main" xmlns:w14="http://schemas.microsoft.com/office/word/2010/wordml" xmlns:w15="http://schemas.microsoft.com/office/word/2012/wordml" xmlns:w16cei="http://schemas.microsoft.com/office/word/2026/wordml/cei" xmlns:w16cex="http://schemas.microsoft.com/office/word/2018/wordml/cex" xmlns:w16cid="http://schemas.microsoft.com/office/word/2016/wordml/cid" xmlns:w16="http://schemas.microsoft.com/office/word/2018/wordml" xmlns:w16sdtdh="http://schemas.microsoft.com/office/word/2020/wordml/sdtdatahash" xmlns:w16sdtfl="http://schemas.microsoft.com/office/word/2024/wordml/sdtformatlock" xmlns:w16se="http://schemas.microsoft.com/office/word/2015/wordml/symex" xmlns:w16du="http://schemas.microsoft.com/office/word/2023/wordml/word16du" xmlns:wne="http://schemas.microsoft.com/office/word/2006/wordml" mc:Ignorable="w14 w15 w16se w16cid w16 w16cex w16sdtdh w16sdtfl w16du wp14">
   <w:body>
     <w:p>
       <w:pPr>
         <w:spacing w:after="60"/>
         <w:jc w:val="center"/>
+        <w:rPr>
+          <w:color w:val="444444"/>
+          <w:sz w:val="22"/>
+          <w:szCs w:val="22"/>
+        </w:rPr>
       </w:pPr>
       <w:r>
         <w:rPr>
@@ -22,33 +27,30 @@
       <w:pPr>
         <w:spacing w:after="40"/>
         <w:jc w:val="center"/>
+      </w:pPr>
+      <w:r>
         <w:rPr>
           <w:color w:val="444444"/>
           <w:sz w:val="22"/>
           <w:szCs w:val="22"/>
         </w:rPr>
-      </w:pPr>
+        <w:t>Salt Lake City, U</w:t>
+      </w:r>
       <w:r>
         <w:rPr>
           <w:color w:val="444444"/>
           <w:sz w:val="22"/>
           <w:szCs w:val="22"/>
         </w:rPr>
-        <w:t>Senior .NET Software Developer</w:t>
-      </w:r>
-    </w:p>
-    <w:p>
-      <w:pPr>
-        <w:spacing w:after="40"/>
-        <w:jc w:val="center"/>
-      </w:pPr>
+        <w:t>T</w:t>
+      </w:r>
       <w:r>
         <w:rPr>
           <w:color w:val="444444"/>
           <w:sz w:val="22"/>
           <w:szCs w:val="22"/>
         </w:rPr>
-        <w:t>Salt Lake City, U</w:t>
+        <w:t xml:space="preserve"> |</w:t>
       </w:r>
       <w:r>
         <w:rPr>
@@ -56,46 +58,80 @@
           <w:sz w:val="22"/>
           <w:szCs w:val="22"/>
         </w:rPr>
-        <w:t>T</w:t>
-      </w:r>
-      <w:r>
-        <w:rPr>
-          <w:color w:val="444444"/>
-          <w:sz w:val="22"/>
-          <w:szCs w:val="22"/>
-        </w:rPr>
-        <w:t xml:space="preserve">  (801) 921-8125</w:t>
+        <w:t xml:space="preserve"> (801) 921-8125</w:t>
       </w:r>
     </w:p>
     <w:p>
       <w:pPr>
         <w:spacing w:after="220"/>
         <w:jc w:val="center"/>
-      </w:pPr>
+        <w:rPr>
+          <w:sz w:val="21"/>
+          <w:szCs w:val="21"/>
+        </w:rPr>
+      </w:pPr>
+      <w:hyperlink r:id="rId5" w:history="1">
+        <w:r>
+          <w:rPr>
+            <w:rStyle w:val="Hyperlink"/>
+          </w:rPr>
+          <w:t>linkedin</w:t>
+        </w:r>
+      </w:hyperlink>
       <w:r>
         <w:rPr>
           <w:color w:val="1155CC"/>
-          <w:sz w:val="18"/>
-          <w:szCs w:val="18"/>
-        </w:rPr>
-        <w:t>linkedin.com/in/bretpehrson | github.com/bretpehrson | bretpehrson.com</w:t>
-      </w:r>
+        </w:rPr>
+        <w:t xml:space="preserve"> | </w:t>
+      </w:r>
+      <w:hyperlink r:id="rId6" w:history="1">
+        <w:r>
+          <w:rPr>
+            <w:rStyle w:val="Hyperlink"/>
+          </w:rPr>
+          <w:t>github</w:t>
+        </w:r>
+      </w:hyperlink>
       <w:r>
         <w:rPr>
           <w:color w:val="1155CC"/>
-          <w:sz w:val="18"/>
-          <w:szCs w:val="18"/>
-        </w:rPr>
-        <w:t xml:space="preserve"> | bretpehrson@gmail.co</w:t>
-      </w:r>
+        </w:rPr>
+        <w:t xml:space="preserve"> | </w:t>
+      </w:r>
+      <w:hyperlink r:id="rId7" w:history="1">
+        <w:r>
+          <w:rPr>
+            <w:rStyle w:val="Hyperlink"/>
+          </w:rPr>
+          <w:t>bretpehrson.com</w:t>
+        </w:r>
+      </w:hyperlink>
       <w:r>
         <w:rPr>
           <w:color w:val="1155CC"/>
-          <w:sz w:val="18"/>
-          <w:szCs w:val="18"/>
-        </w:rPr>
-        <w:t>m</w:t>
-      </w:r>
+        </w:rPr>
+        <w:t xml:space="preserve"> </w:t>
+      </w:r>
+      <w:r>
+        <w:rPr>
+          <w:color w:val="1155CC"/>
+        </w:rPr>
+        <w:t xml:space="preserve">| </w:t>
+      </w:r>
+      <w:hyperlink r:id="rId8" w:history="1">
+        <w:r>
+          <w:rPr>
+            <w:rStyle w:val="Hyperlink"/>
+          </w:rPr>
+          <w:t>bretpehrson@gmail.co</w:t>
+        </w:r>
+        <w:r>
+          <w:rPr>
+            <w:rStyle w:val="Hyperlink"/>
+          </w:rPr>
+          <w:t>m</w:t>
+        </w:r>
+      </w:hyperlink>
     </w:p>
     <w:p>
       <w:pPr>
@@ -147,7 +183,19 @@
         <w:rPr>
           <w:color w:val="000000" w:themeColor="text1"/>
         </w:rPr>
-        <w:t xml:space="preserve">Deep hands-on expertise in C#, .NET Framework, and .NET Core, including ASP.NET MVC, </w:t>
+        <w:t>Deep hands-on expertise in C#, .NET Framework, and .NET Core, including ASP.NET MVC</w:t>
+      </w:r>
+      <w:r>
+        <w:rPr>
+          <w:color w:val="000000" w:themeColor="text1"/>
+        </w:rPr>
+        <w:t>, Razor</w:t>
+      </w:r>
+      <w:r>
+        <w:rPr>
+          <w:color w:val="000000" w:themeColor="text1"/>
+        </w:rPr>
+        <w:t xml:space="preserve">, </w:t>
       </w:r>
       <w:r>
         <w:rPr>
@@ -196,9 +244,13 @@
         <w:t xml:space="preserve">including Azure Functions, Azure application hosting, and CI/CD pipelines using GitHub Actions. Key contributor on a migration from a legacy WPF/WCF monolith to a modern Blazor + REST API architecture with OAuth security and Docker hosting. </w:t>
       </w:r>
       <w:r>
-        <w:t>Concurrently delivers full-stack freelance solutions (React/Next.js, Angular, serverless Azure) for small businesses, leveraging AI-assisted development to accelerate delivery.</w:t>
-      </w:r>
-    </w:p>
+        <w:t>Concurrently delivers full-stack freelance solutions (React/Next.js, Angular, serverless Azure) for small businesses</w:t>
+      </w:r>
+      <w:r>
+        <w:t>.</w:t>
+      </w:r>
+    </w:p>
+    <w:p/>
     <w:p>
       <w:pPr>
         <w:pBdr>
@@ -231,6 +283,12 @@
       <w:r>
         <w:t>C#, .NET Framework 4.x, .NET Core, ASP.NET MVC, Blazor, Angular, React, Next.js, TypeScript, JavaScript, WCF, WPF, T-SQL</w:t>
       </w:r>
+      <w:r>
+        <w:t>, Razor</w:t>
+      </w:r>
+      <w:r>
+        <w:t xml:space="preserve"> views</w:t>
+      </w:r>
     </w:p>
     <w:p>
       <w:pPr>
@@ -244,7 +302,13 @@
         <w:t xml:space="preserve">Data &amp; Reporting: </w:t>
       </w:r>
       <w:r>
-        <w:t>SQL Server, Entity Framework, Transact-SQL, Stored Procedures, SSRS, SAP Crystal Reports, Telerik Reporting</w:t>
+        <w:t>SQL Server, Entity Framework, Transact-SQL, Stored Procedures, SSRS</w:t>
+      </w:r>
+      <w:r>
+        <w:t>, SSIS (ETL)</w:t>
+      </w:r>
+      <w:r>
+        <w:t>, SAP Crystal Reports, Telerik Reporting</w:t>
       </w:r>
     </w:p>
     <w:p>
@@ -274,25 +338,45 @@
         <w:t xml:space="preserve">Infrastructure &amp; Tools: </w:t>
       </w:r>
       <w:r>
-        <w:t>Azure App Service, Azure Functions (Serverless), GitHub Actions (CI/CD), Docker, IIS 10, Windows Server, Visual Studio</w:t>
-      </w:r>
-      <w:r>
-        <w:t>, VSCode</w:t>
-      </w:r>
+        <w:t>Azure App Service, Azure Functions (Serverless)</w:t>
+      </w:r>
+      <w:r>
+        <w:t xml:space="preserve">, Azure </w:t>
+      </w:r>
+      <w:r>
+        <w:t xml:space="preserve">Blob </w:t>
+      </w:r>
+      <w:r>
+        <w:t>Storage</w:t>
+      </w:r>
+      <w:r>
+        <w:t>, GitHub Actions (CI/CD), Docker, IIS 10, Windows Server, Visual Studio</w:t>
+      </w:r>
+      <w:r>
+        <w:t xml:space="preserve">, </w:t>
+      </w:r>
+      <w:proofErr w:type="spellStart"/>
+      <w:r>
+        <w:t>VSCode</w:t>
+      </w:r>
+      <w:proofErr w:type="spellEnd"/>
       <w:r>
         <w:t>, GitHub, JSON, GitHub Copilot (Agent Mode), Claude AI</w:t>
       </w:r>
       <w:r>
         <w:t>,</w:t>
       </w:r>
+      <w:r>
+        <w:t xml:space="preserve"> </w:t>
+      </w:r>
+      <w:r>
+        <w:t>Confluence, Jira, Bitbucket, Jenkins</w:t>
+      </w:r>
     </w:p>
     <w:p>
       <w:pPr>
         <w:spacing w:before="20" w:after="20"/>
       </w:pPr>
-      <w:r>
-        <w:t>Confluence, Jira, Bitbucket, Jenkins</w:t>
-      </w:r>
     </w:p>
     <w:p>
       <w:pPr>
@@ -439,7 +523,7 @@
         <w:t>ramework 4.8.1</w:t>
       </w:r>
       <w:r>
-        <w:t>, learning the system from the inside out and driving improvements independently.</w:t>
+        <w:t>. Quickly became a key contributor responsible for modernization initiatives and complex enhancements across a large enterprise platform.</w:t>
       </w:r>
     </w:p>
     <w:p>
@@ -452,16 +536,16 @@
         <w:spacing w:before="20" w:after="20"/>
       </w:pPr>
       <w:r>
-        <w:t>Played a key role in modernizing the legacy WPF/WCF platform, incrementally migrating it to a Blazor web application with a REST API layer, OAuth 2.0 security, Entity Framework ORM, and Docker-based hosting</w:t>
+        <w:t xml:space="preserve">Played a key role in modernizing the legacy WPF/WCF platform, incrementally migrating it to a Blazor </w:t>
+      </w:r>
+      <w:r>
+        <w:t>web application with a REST API layer, OAuth 2.0 security, Entity Framework ORM, and Docker-based hosting</w:t>
       </w:r>
       <w:r>
         <w:t xml:space="preserve"> using the latest version of C# and .N</w:t>
       </w:r>
       <w:r>
         <w:t>ET</w:t>
-      </w:r>
-      <w:r>
-        <w:t xml:space="preserve"> Core 10</w:t>
       </w:r>
       <w:r>
         <w:t>.</w:t>
@@ -475,6 +559,9 @@
           <w:numId w:val="2"/>
         </w:numPr>
         <w:spacing w:before="20" w:after="20"/>
+        <w:rPr>
+          <w:color w:val="000000" w:themeColor="text1"/>
+        </w:rPr>
       </w:pPr>
       <w:r>
         <w:t>Architect</w:t>
@@ -495,7 +582,51 @@
         <w:t>a ne</w:t>
       </w:r>
       <w:r>
-        <w:t>w REST API layer replacing WCF backend, designing endpoints, security model, and data access patterns while maintaining backward compatibility with legacy clients; set up GitHub Actions pipelines for automated build and deployment.</w:t>
+        <w:t xml:space="preserve">w REST API layer replacing WCF backend, designing endpoints, security model, and data access patterns while maintaining backward compatibility with legacy clients; set up </w:t>
+      </w:r>
+      <w:r>
+        <w:rPr>
+          <w:color w:val="000000" w:themeColor="text1"/>
+        </w:rPr>
+        <w:t>GitHub Actions pipelines for automated build and deployment.</w:t>
+      </w:r>
+    </w:p>
+    <w:p>
+      <w:pPr>
+        <w:pStyle w:val="ListParagraph"/>
+        <w:numPr>
+          <w:ilvl w:val="0"/>
+          <w:numId w:val="2"/>
+        </w:numPr>
+        <w:spacing w:after="48"/>
+        <w:rPr>
+          <w:color w:val="000000" w:themeColor="text1"/>
+        </w:rPr>
+      </w:pPr>
+      <w:r>
+        <w:rPr>
+          <w:color w:val="000000" w:themeColor="text1"/>
+        </w:rPr>
+        <w:t>Managed enterprise WCF services hosted in IIS, providing shared business logic and data access for a WPF desktop application and an ASP.NET MVC website.</w:t>
+      </w:r>
+    </w:p>
+    <w:p>
+      <w:pPr>
+        <w:pStyle w:val="ListParagraph"/>
+        <w:numPr>
+          <w:ilvl w:val="0"/>
+          <w:numId w:val="2"/>
+        </w:numPr>
+        <w:spacing w:after="48"/>
+        <w:rPr>
+          <w:color w:val="000000" w:themeColor="text1"/>
+        </w:rPr>
+      </w:pPr>
+      <w:r>
+        <w:rPr>
+          <w:color w:val="000000" w:themeColor="text1"/>
+        </w:rPr>
+        <w:t>Performed SQL Server performance analysis and query optimization across 100+ queries including queries reduced from 10-minute timeouts to sub-15-second execution times.</w:t>
       </w:r>
     </w:p>
     <w:p>
@@ -508,46 +639,28 @@
         <w:spacing w:before="20" w:after="20"/>
       </w:pPr>
       <w:r>
-        <w:t>Own</w:t>
+        <w:t>Mentored junior developers</w:t>
+      </w:r>
+      <w:r>
+        <w:t>, o</w:t>
+      </w:r>
+      <w:r>
+        <w:t>nboard</w:t>
       </w:r>
       <w:r>
         <w:t>ed</w:t>
       </w:r>
       <w:r>
-        <w:t xml:space="preserve"> and maintain</w:t>
-      </w:r>
-      <w:r>
-        <w:t>ed</w:t>
-      </w:r>
-      <w:r>
-        <w:t xml:space="preserve"> </w:t>
-      </w:r>
-      <w:r>
-        <w:t xml:space="preserve">a </w:t>
-      </w:r>
-      <w:r>
-        <w:t>complex IIS-hosted ASP.NET MVC application supporting the existing WCF backend across Windows Server environments.</w:t>
-      </w:r>
-    </w:p>
-    <w:p>
-      <w:pPr>
-        <w:pStyle w:val="ListParagraph"/>
-        <w:numPr>
-          <w:ilvl w:val="0"/>
-          <w:numId w:val="2"/>
-        </w:numPr>
-        <w:spacing w:after="48"/>
-        <w:rPr>
-          <w:color w:val="000000" w:themeColor="text1"/>
-          <w:sz w:val="18"/>
-          <w:szCs w:val="18"/>
-        </w:rPr>
-      </w:pPr>
-      <w:r>
-        <w:rPr>
-          <w:color w:val="000000" w:themeColor="text1"/>
-        </w:rPr>
-        <w:t>Performed SQL Server performance analysis and query optimization across 100+ queries including queries reduced from 10-minute timeouts to sub-15-second execution times.</w:t>
+        <w:t xml:space="preserve"> new team members</w:t>
+      </w:r>
+      <w:r>
+        <w:t xml:space="preserve">, and trained staff on modern C# and .NET Core </w:t>
+      </w:r>
+      <w:r>
+        <w:t>updates</w:t>
+      </w:r>
+      <w:r>
+        <w:t>.</w:t>
       </w:r>
     </w:p>
     <w:p>
@@ -560,28 +673,469 @@
         <w:spacing w:before="20" w:after="20"/>
       </w:pPr>
       <w:r>
-        <w:t>Mentored junior developers</w:t>
-      </w:r>
-      <w:r>
-        <w:t>, o</w:t>
-      </w:r>
-      <w:r>
-        <w:t>nboard</w:t>
-      </w:r>
-      <w:r>
-        <w:t>ed</w:t>
-      </w:r>
-      <w:r>
-        <w:t xml:space="preserve"> new team members</w:t>
-      </w:r>
-      <w:r>
-        <w:t xml:space="preserve">, and trained staff on modern C# and .NET Core </w:t>
-      </w:r>
-      <w:r>
-        <w:t>updates</w:t>
-      </w:r>
-      <w:r>
+        <w:t>Worked with Confluence and Jira to document system architecture, API endpoints, and development processes for team knowledge sharing and onboarding.</w:t>
+      </w:r>
+    </w:p>
+    <w:p>
+      <w:pPr>
+        <w:spacing w:before="20" w:after="20"/>
+        <w:rPr>
+          <w:b/>
+          <w:bCs/>
+          <w:sz w:val="21"/>
+          <w:szCs w:val="21"/>
+        </w:rPr>
+      </w:pPr>
+    </w:p>
+    <w:p>
+      <w:pPr>
+        <w:spacing w:before="20" w:after="20"/>
+        <w:rPr>
+          <w:sz w:val="22"/>
+          <w:szCs w:val="22"/>
+        </w:rPr>
+      </w:pPr>
+      <w:r>
+        <w:rPr>
+          <w:b/>
+          <w:bCs/>
+          <w:sz w:val="22"/>
+          <w:szCs w:val="22"/>
+        </w:rPr>
+        <w:t>Freelance Software Developer</w:t>
+      </w:r>
+      <w:r>
+        <w:rPr>
+          <w:b/>
+          <w:bCs/>
+          <w:sz w:val="21"/>
+          <w:szCs w:val="21"/>
+        </w:rPr>
+        <w:tab/>
+      </w:r>
+      <w:r>
+        <w:rPr>
+          <w:b/>
+          <w:bCs/>
+          <w:sz w:val="21"/>
+          <w:szCs w:val="21"/>
+        </w:rPr>
+        <w:tab/>
+      </w:r>
+      <w:r>
+        <w:rPr>
+          <w:b/>
+          <w:bCs/>
+          <w:sz w:val="21"/>
+          <w:szCs w:val="21"/>
+        </w:rPr>
+        <w:tab/>
+      </w:r>
+      <w:r>
+        <w:rPr>
+          <w:b/>
+          <w:bCs/>
+          <w:sz w:val="21"/>
+          <w:szCs w:val="21"/>
+        </w:rPr>
+        <w:tab/>
+      </w:r>
+      <w:r>
+        <w:rPr>
+          <w:b/>
+          <w:bCs/>
+          <w:sz w:val="21"/>
+          <w:szCs w:val="21"/>
+        </w:rPr>
+        <w:tab/>
+      </w:r>
+      <w:r>
+        <w:rPr>
+          <w:b/>
+          <w:bCs/>
+          <w:sz w:val="21"/>
+          <w:szCs w:val="21"/>
+        </w:rPr>
+        <w:tab/>
+      </w:r>
+      <w:r>
+        <w:rPr>
+          <w:b/>
+          <w:bCs/>
+          <w:sz w:val="21"/>
+          <w:szCs w:val="21"/>
+        </w:rPr>
+        <w:tab/>
+      </w:r>
+      <w:r>
+        <w:rPr>
+          <w:sz w:val="22"/>
+          <w:szCs w:val="22"/>
+        </w:rPr>
+        <w:t>04/2025 – Present</w:t>
+      </w:r>
+    </w:p>
+    <w:p>
+      <w:pPr>
+        <w:spacing w:before="20" w:after="20"/>
+        <w:rPr>
+          <w:b/>
+          <w:bCs/>
+          <w:sz w:val="22"/>
+          <w:szCs w:val="22"/>
+        </w:rPr>
+      </w:pPr>
+      <w:hyperlink r:id="rId9" w:history="1">
+        <w:r>
+          <w:rPr>
+            <w:rStyle w:val="Hyperlink"/>
+            <w:b/>
+            <w:bCs/>
+            <w:sz w:val="22"/>
+            <w:szCs w:val="22"/>
+          </w:rPr>
+          <w:t>NE Plumbing Inc.</w:t>
+        </w:r>
+      </w:hyperlink>
+      <w:r>
+        <w:rPr>
+          <w:b/>
+          <w:bCs/>
+          <w:sz w:val="22"/>
+          <w:szCs w:val="22"/>
+        </w:rPr>
+        <w:t xml:space="preserve"> – Cloud-Hosted Business Management Platform</w:t>
+      </w:r>
+    </w:p>
+    <w:p>
+      <w:pPr>
+        <w:pStyle w:val="ListParagraph"/>
+        <w:numPr>
+          <w:ilvl w:val="0"/>
+          <w:numId w:val="8"/>
+        </w:numPr>
+        <w:rPr>
+          <w:rFonts w:eastAsia="Times New Roman"/>
+          <w:color w:val="auto"/>
+        </w:rPr>
+      </w:pPr>
+      <w:r>
+        <w:rPr>
+          <w:rFonts w:eastAsia="Times New Roman"/>
+          <w:color w:val="auto"/>
+        </w:rPr>
+        <w:t>Designed</w:t>
+      </w:r>
+      <w:r>
+        <w:rPr>
+          <w:rFonts w:eastAsia="Times New Roman"/>
+          <w:color w:val="auto"/>
+        </w:rPr>
+        <w:t>,</w:t>
+      </w:r>
+      <w:r>
+        <w:rPr>
+          <w:rFonts w:eastAsia="Times New Roman"/>
+          <w:color w:val="auto"/>
+        </w:rPr>
+        <w:t xml:space="preserve"> developed</w:t>
+      </w:r>
+      <w:r>
+        <w:rPr>
+          <w:rFonts w:eastAsia="Times New Roman"/>
+          <w:color w:val="auto"/>
+        </w:rPr>
+        <w:t xml:space="preserve"> and deployed a production </w:t>
+      </w:r>
+      <w:r>
+        <w:rPr>
+          <w:rFonts w:eastAsia="Times New Roman"/>
+          <w:color w:val="auto"/>
+        </w:rPr>
+        <w:t>Blazor Web App for a commercial plumbing company using .NET 8 and Entity Framework Core</w:t>
+      </w:r>
+      <w:r>
+        <w:rPr>
+          <w:rFonts w:eastAsia="Times New Roman"/>
+          <w:color w:val="auto"/>
+        </w:rPr>
+        <w:t>, and SQL Server</w:t>
+      </w:r>
+      <w:r>
+        <w:rPr>
+          <w:rFonts w:eastAsia="Times New Roman"/>
+          <w:color w:val="auto"/>
+        </w:rPr>
         <w:t>.</w:t>
+      </w:r>
+    </w:p>
+    <w:p>
+      <w:pPr>
+        <w:pStyle w:val="ListParagraph"/>
+        <w:numPr>
+          <w:ilvl w:val="0"/>
+          <w:numId w:val="8"/>
+        </w:numPr>
+        <w:rPr>
+          <w:rFonts w:eastAsia="Times New Roman"/>
+          <w:color w:val="auto"/>
+        </w:rPr>
+      </w:pPr>
+      <w:r>
+        <w:rPr>
+          <w:rFonts w:eastAsia="Times New Roman"/>
+          <w:color w:val="auto"/>
+        </w:rPr>
+        <w:t>Deployed the application to Azure App Service with automated deployments using GitHub Actions.</w:t>
+      </w:r>
+    </w:p>
+    <w:p>
+      <w:pPr>
+        <w:pStyle w:val="ListParagraph"/>
+        <w:numPr>
+          <w:ilvl w:val="0"/>
+          <w:numId w:val="8"/>
+        </w:numPr>
+        <w:rPr>
+          <w:rFonts w:eastAsia="Times New Roman"/>
+          <w:color w:val="auto"/>
+        </w:rPr>
+      </w:pPr>
+      <w:r>
+        <w:rPr>
+          <w:rFonts w:eastAsia="Times New Roman"/>
+          <w:color w:val="auto"/>
+        </w:rPr>
+        <w:t xml:space="preserve">Integrated Azure Blob Storage for secure image storage and </w:t>
+      </w:r>
+      <w:r>
+        <w:rPr>
+          <w:rFonts w:eastAsia="Times New Roman"/>
+          <w:color w:val="auto"/>
+        </w:rPr>
+        <w:t>retrieval</w:t>
+      </w:r>
+      <w:r>
+        <w:rPr>
+          <w:rFonts w:eastAsia="Times New Roman"/>
+          <w:color w:val="auto"/>
+        </w:rPr>
+        <w:t>.</w:t>
+      </w:r>
+    </w:p>
+    <w:p>
+      <w:pPr>
+        <w:pStyle w:val="ListParagraph"/>
+        <w:numPr>
+          <w:ilvl w:val="0"/>
+          <w:numId w:val="8"/>
+        </w:numPr>
+        <w:rPr>
+          <w:rFonts w:eastAsia="Times New Roman"/>
+          <w:color w:val="auto"/>
+        </w:rPr>
+      </w:pPr>
+      <w:r>
+        <w:rPr>
+          <w:rFonts w:eastAsia="Times New Roman"/>
+          <w:color w:val="auto"/>
+        </w:rPr>
+        <w:t>Developed an Azure Function to automatically resize uploaded images, improving performance and reducing storage and bandwidth usage.</w:t>
+      </w:r>
+    </w:p>
+    <w:p>
+      <w:pPr>
+        <w:pStyle w:val="ListParagraph"/>
+        <w:numPr>
+          <w:ilvl w:val="0"/>
+          <w:numId w:val="8"/>
+        </w:numPr>
+        <w:rPr>
+          <w:rFonts w:eastAsia="Times New Roman"/>
+          <w:color w:val="000000" w:themeColor="text1"/>
+        </w:rPr>
+      </w:pPr>
+      <w:r>
+        <w:rPr>
+          <w:color w:val="000000" w:themeColor="text1"/>
+        </w:rPr>
+        <w:t>Implemented responsive UI components and role-based authentication.</w:t>
+      </w:r>
+    </w:p>
+    <w:p>
+      <w:pPr>
+        <w:pStyle w:val="ListParagraph"/>
+        <w:numPr>
+          <w:ilvl w:val="0"/>
+          <w:numId w:val="8"/>
+        </w:numPr>
+        <w:rPr>
+          <w:rFonts w:eastAsia="Times New Roman"/>
+          <w:color w:val="000000" w:themeColor="text1"/>
+        </w:rPr>
+      </w:pPr>
+      <w:r>
+        <w:rPr>
+          <w:color w:val="000000" w:themeColor="text1"/>
+        </w:rPr>
+        <w:t xml:space="preserve">Managed production hosting, </w:t>
+      </w:r>
+      <w:r>
+        <w:rPr>
+          <w:color w:val="000000" w:themeColor="text1"/>
+        </w:rPr>
+        <w:t xml:space="preserve">Azure infrastructure, application </w:t>
+      </w:r>
+      <w:r>
+        <w:rPr>
+          <w:color w:val="000000" w:themeColor="text1"/>
+        </w:rPr>
+        <w:t>configuration, and ongoing feature development.</w:t>
+      </w:r>
+    </w:p>
+    <w:p>
+      <w:pPr>
+        <w:pStyle w:val="ListParagraph"/>
+        <w:numPr>
+          <w:ilvl w:val="0"/>
+          <w:numId w:val="8"/>
+        </w:numPr>
+        <w:rPr>
+          <w:rFonts w:eastAsia="Times New Roman"/>
+          <w:color w:val="000000" w:themeColor="text1"/>
+        </w:rPr>
+      </w:pPr>
+      <w:r>
+        <w:rPr>
+          <w:color w:val="000000" w:themeColor="text1"/>
+        </w:rPr>
+        <w:t>Designed REST APIs supporting customer, estimate, scheduling, and project management workflows.</w:t>
+      </w:r>
+    </w:p>
+    <w:p>
+      <w:pPr>
+        <w:rPr>
+          <w:rFonts w:eastAsia="Times New Roman"/>
+          <w:color w:val="000000" w:themeColor="text1"/>
+        </w:rPr>
+      </w:pPr>
+    </w:p>
+    <w:p>
+      <w:pPr>
+        <w:rPr>
+          <w:rFonts w:eastAsia="Times New Roman"/>
+          <w:color w:val="000000" w:themeColor="text1"/>
+        </w:rPr>
+      </w:pPr>
+    </w:p>
+    <w:p>
+      <w:pPr>
+        <w:spacing w:before="20" w:after="20"/>
+      </w:pPr>
+    </w:p>
+    <w:p>
+      <w:pPr>
+        <w:spacing w:before="20" w:after="20"/>
+      </w:pPr>
+      <w:r>
+        <w:rPr>
+          <w:b/>
+          <w:bCs/>
+          <w:sz w:val="22"/>
+          <w:szCs w:val="22"/>
+        </w:rPr>
+        <w:t>Utah Higher Education Assistance Authority (UHEAA)</w:t>
+      </w:r>
+    </w:p>
+    <w:p>
+      <w:pPr>
+        <w:pStyle w:val="ListParagraph"/>
+        <w:spacing w:before="20" w:after="20"/>
+      </w:pPr>
+      <w:r>
+        <w:rPr>
+          <w:b/>
+          <w:bCs/>
+          <w:sz w:val="22"/>
+          <w:szCs w:val="22"/>
+        </w:rPr>
+        <w:t>Software Developer II</w:t>
+      </w:r>
+      <w:r>
+        <w:rPr>
+          <w:b/>
+          <w:bCs/>
+          <w:sz w:val="22"/>
+          <w:szCs w:val="22"/>
+        </w:rPr>
+        <w:tab/>
+      </w:r>
+      <w:r>
+        <w:rPr>
+          <w:b/>
+          <w:bCs/>
+          <w:sz w:val="22"/>
+          <w:szCs w:val="22"/>
+        </w:rPr>
+        <w:tab/>
+      </w:r>
+      <w:r>
+        <w:rPr>
+          <w:b/>
+          <w:bCs/>
+          <w:sz w:val="22"/>
+          <w:szCs w:val="22"/>
+        </w:rPr>
+        <w:tab/>
+      </w:r>
+      <w:r>
+        <w:rPr>
+          <w:b/>
+          <w:bCs/>
+          <w:sz w:val="22"/>
+          <w:szCs w:val="22"/>
+        </w:rPr>
+        <w:tab/>
+      </w:r>
+      <w:r>
+        <w:rPr>
+          <w:b/>
+          <w:bCs/>
+          <w:sz w:val="22"/>
+          <w:szCs w:val="22"/>
+        </w:rPr>
+        <w:tab/>
+      </w:r>
+      <w:r>
+        <w:rPr>
+          <w:b/>
+          <w:bCs/>
+          <w:sz w:val="22"/>
+          <w:szCs w:val="22"/>
+        </w:rPr>
+        <w:tab/>
+      </w:r>
+      <w:r>
+        <w:rPr>
+          <w:b/>
+          <w:bCs/>
+          <w:sz w:val="22"/>
+          <w:szCs w:val="22"/>
+        </w:rPr>
+        <w:tab/>
+      </w:r>
+      <w:r>
+        <w:rPr>
+          <w:b/>
+          <w:bCs/>
+          <w:sz w:val="22"/>
+          <w:szCs w:val="22"/>
+        </w:rPr>
+        <w:tab/>
+        <w:t xml:space="preserve">  </w:t>
+      </w:r>
+      <w:r>
+        <w:t>10/2008 – 12/2021</w:t>
       </w:r>
     </w:p>
     <w:p>
@@ -594,117 +1148,19 @@
         <w:spacing w:before="20" w:after="20"/>
       </w:pPr>
       <w:r>
-        <w:t>Worked with Confluence and Jira to document system architecture, API endpoints, and development processes for team knowledge sharing and onboarding.</w:t>
-      </w:r>
-    </w:p>
-    <w:p>
-      <w:pPr>
-        <w:spacing w:before="20" w:after="20"/>
-      </w:pPr>
-    </w:p>
-    <w:p>
-      <w:pPr>
-        <w:spacing w:before="20" w:after="20"/>
-      </w:pPr>
-      <w:r>
-        <w:rPr>
-          <w:b/>
-          <w:bCs/>
-          <w:sz w:val="22"/>
-          <w:szCs w:val="22"/>
-        </w:rPr>
-        <w:t>Utah Higher Education Assistance Authority (UHEAA)</w:t>
-      </w:r>
-    </w:p>
-    <w:p>
-      <w:pPr>
-        <w:pStyle w:val="ListParagraph"/>
-        <w:spacing w:before="20" w:after="20"/>
-      </w:pPr>
-      <w:r>
-        <w:rPr>
-          <w:b/>
-          <w:bCs/>
-          <w:sz w:val="22"/>
-          <w:szCs w:val="22"/>
-        </w:rPr>
-        <w:t>Software Developer II</w:t>
-      </w:r>
-      <w:r>
-        <w:rPr>
-          <w:b/>
-          <w:bCs/>
-          <w:sz w:val="22"/>
-          <w:szCs w:val="22"/>
-        </w:rPr>
-        <w:tab/>
-      </w:r>
-      <w:r>
-        <w:rPr>
-          <w:b/>
-          <w:bCs/>
-          <w:sz w:val="22"/>
-          <w:szCs w:val="22"/>
-        </w:rPr>
-        <w:tab/>
-      </w:r>
-      <w:r>
-        <w:rPr>
-          <w:b/>
-          <w:bCs/>
-          <w:sz w:val="22"/>
-          <w:szCs w:val="22"/>
-        </w:rPr>
-        <w:tab/>
-      </w:r>
-      <w:r>
-        <w:rPr>
-          <w:b/>
-          <w:bCs/>
-          <w:sz w:val="22"/>
-          <w:szCs w:val="22"/>
-        </w:rPr>
-        <w:tab/>
-      </w:r>
-      <w:r>
-        <w:rPr>
-          <w:b/>
-          <w:bCs/>
-          <w:sz w:val="22"/>
-          <w:szCs w:val="22"/>
-        </w:rPr>
-        <w:tab/>
-      </w:r>
-      <w:r>
-        <w:rPr>
-          <w:b/>
-          <w:bCs/>
-          <w:sz w:val="22"/>
-          <w:szCs w:val="22"/>
-        </w:rPr>
-        <w:tab/>
-      </w:r>
-      <w:r>
-        <w:rPr>
-          <w:b/>
-          <w:bCs/>
-          <w:sz w:val="22"/>
-          <w:szCs w:val="22"/>
-        </w:rPr>
-        <w:tab/>
-      </w:r>
-      <w:r>
-        <w:rPr>
-          <w:b/>
-          <w:bCs/>
-          <w:sz w:val="22"/>
-          <w:szCs w:val="22"/>
-        </w:rPr>
-        <w:tab/>
-        <w:t xml:space="preserve">  </w:t>
-      </w:r>
-      <w:r>
-        <w:t>10/2008 – 12/2021</w:t>
+        <w:t>Designed and built a company-wide ticketing system to create, update, and maintain change records across all organizational processes</w:t>
+      </w:r>
+      <w:r>
+        <w:t xml:space="preserve"> in C# using .N</w:t>
+      </w:r>
+      <w:r>
+        <w:t>ET</w:t>
+      </w:r>
+      <w:r>
+        <w:t xml:space="preserve"> Framework</w:t>
+      </w:r>
+      <w:r>
+        <w:t>.</w:t>
       </w:r>
     </w:p>
     <w:p>
@@ -717,19 +1173,7 @@
         <w:spacing w:before="20" w:after="20"/>
       </w:pPr>
       <w:r>
-        <w:t>Designed and built a company-wide ticketing system to create, update, and maintain change records across all organizational processes</w:t>
-      </w:r>
-      <w:r>
-        <w:t xml:space="preserve"> in C# using .N</w:t>
-      </w:r>
-      <w:r>
-        <w:t>ET</w:t>
-      </w:r>
-      <w:r>
-        <w:t xml:space="preserve"> Framework</w:t>
-      </w:r>
-      <w:r>
-        <w:t>.</w:t>
+        <w:t>Designed and implemented an enterprise identity and access management system providing centralized user provisioning, authentication, and access control across multiple applications using LDAP and role-based authorization models.</w:t>
       </w:r>
     </w:p>
     <w:p>
@@ -742,7 +1186,7 @@
         <w:spacing w:before="20" w:after="20"/>
       </w:pPr>
       <w:r>
-        <w:t>Designed and implemented an enterprise identity and access management system providing centralized user provisioning, authentication, and access control across multiple applications using LDAP and role-based authorization models.</w:t>
+        <w:t>Engineered scalable backend processing systems supporting over 1 million student loans per month, with a focus on performance optimization, reliability, and efficient resource utilization.</w:t>
       </w:r>
     </w:p>
     <w:p>
@@ -755,7 +1199,7 @@
         <w:spacing w:before="20" w:after="20"/>
       </w:pPr>
       <w:r>
-        <w:t>Engineered scalable backend processing systems supporting over 1 million student loans per month, with a focus on performance optimization, reliability, and efficient resource utilization.</w:t>
+        <w:t>Built high-volume batch letter processing system using lazy-loading to ensure reliable output across large print runs.</w:t>
       </w:r>
     </w:p>
     <w:p>
@@ -766,19 +1210,6 @@
           <w:numId w:val="2"/>
         </w:numPr>
         <w:spacing w:before="20" w:after="20"/>
-      </w:pPr>
-      <w:r>
-        <w:t>Built high-volume batch letter processing system using lazy-loading to ensure reliable output across large print runs.</w:t>
-      </w:r>
-    </w:p>
-    <w:p>
-      <w:pPr>
-        <w:pStyle w:val="ListParagraph"/>
-        <w:numPr>
-          <w:ilvl w:val="0"/>
-          <w:numId w:val="2"/>
-        </w:numPr>
-        <w:spacing w:before="20" w:after="20"/>
         <w:rPr>
           <w:b/>
           <w:bCs/>
@@ -790,6 +1221,18 @@
       <w:r>
         <w:t>Designed and implemented centralized error handling infrastructure for departmental scripts, including logging, alerting, and historical reporting, to keep all teams informed of production issues.</w:t>
       </w:r>
+    </w:p>
+    <w:p>
+      <w:pPr>
+        <w:spacing w:before="20" w:after="20"/>
+        <w:rPr>
+          <w:b/>
+          <w:bCs/>
+          <w:color w:val="1F3864"/>
+          <w:sz w:val="24"/>
+          <w:szCs w:val="24"/>
+        </w:rPr>
+      </w:pPr>
     </w:p>
     <w:p>
       <w:pPr>
@@ -806,7 +1249,6 @@
           <w:sz w:val="24"/>
           <w:szCs w:val="24"/>
         </w:rPr>
-        <w:lastRenderedPageBreak/>
         <w:t>EDUCATION</w:t>
       </w:r>
     </w:p>
@@ -821,14 +1263,25 @@
           <w:szCs w:val="22"/>
         </w:rPr>
       </w:pPr>
-      <w:r>
-        <w:rPr>
-          <w:b/>
-          <w:bCs/>
-          <w:sz w:val="22"/>
-          <w:szCs w:val="22"/>
-        </w:rPr>
-        <w:t>Neumont University</w:t>
+      <w:proofErr w:type="spellStart"/>
+      <w:r>
+        <w:rPr>
+          <w:b/>
+          <w:bCs/>
+          <w:sz w:val="22"/>
+          <w:szCs w:val="22"/>
+        </w:rPr>
+        <w:t>Neumont</w:t>
+      </w:r>
+      <w:proofErr w:type="spellEnd"/>
+      <w:r>
+        <w:rPr>
+          <w:b/>
+          <w:bCs/>
+          <w:sz w:val="22"/>
+          <w:szCs w:val="22"/>
+        </w:rPr>
+        <w:t xml:space="preserve"> University</w:t>
       </w:r>
       <w:r>
         <w:rPr>
@@ -857,7 +1310,7 @@
 </file>
 
 <file path=word/numbering.xml><?xml version="1.0" encoding="utf-8"?>
-<w:numbering xmlns:wpc="http://schemas.microsoft.com/office/word/2010/wordprocessingCanvas" xmlns:cx="http://schemas.microsoft.com/office/drawing/2014/chartex" xmlns:cx1="http://schemas.microsoft.com/office/drawing/2015/9/8/chartex" xmlns:cx2="http://schemas.microsoft.com/office/drawing/2015/10/21/chartex" xmlns:cx3="http://schemas.microsoft.com/office/drawing/2016/5/9/chartex" xmlns:cx4="http://schemas.microsoft.com/office/drawing/2016/5/10/chartex" xmlns:cx5="http://schemas.microsoft.com/office/drawing/2016/5/11/chartex" xmlns:cx6="http://schemas.microsoft.com/office/drawing/2016/5/12/chartex" xmlns:cx7="http://schemas.microsoft.com/office/drawing/2016/5/13/chartex" xmlns:cx8="http://schemas.microsoft.com/office/drawing/2016/5/14/chartex" xmlns:mc="http://schemas.openxmlformats.org/markup-compatibility/2006" xmlns:m="http://schemas.openxmlformats.org/officeDocument/2006/math" xmlns:aink="http://schemas.microsoft.com/office/drawing/2016/ink" xmlns:am3d="http://schemas.microsoft.com/office/drawing/2017/model3d" xmlns:oel="http://schemas.microsoft.com/office/2019/extlst" xmlns:r="http://schemas.openxmlformats.org/officeDocument/2006/relationships" xmlns:wp14="http://schemas.microsoft.com/office/word/2010/wordprocessingDrawing" xmlns:wp="http://schemas.openxmlformats.org/drawingml/2006/wordprocessingDrawing" xmlns:wpg="http://schemas.microsoft.com/office/word/2010/wordprocessingGroup" xmlns:wpi="http://schemas.microsoft.com/office/word/2010/wordprocessingInk" xmlns:wps="http://schemas.microsoft.com/office/word/2010/wordprocessingShape" xmlns:o="urn:schemas-microsoft-com:office:office" xmlns:v="urn:schemas-microsoft-com:vml" xmlns:w10="urn:schemas-microsoft-com:office:word" xmlns:w="http://schemas.openxmlformats.org/wordprocessingml/2006/main" xmlns:w14="http://schemas.microsoft.com/office/word/2010/wordml" xmlns:w15="http://schemas.microsoft.com/office/word/2012/wordml" xmlns:w16cex="http://schemas.microsoft.com/office/word/2018/wordml/cex" xmlns:w16cid="http://schemas.microsoft.com/office/word/2016/wordml/cid" xmlns:w16="http://schemas.microsoft.com/office/word/2018/wordml" xmlns:w16sdtdh="http://schemas.microsoft.com/office/word/2020/wordml/sdtdatahash" xmlns:w16sdtfl="http://schemas.microsoft.com/office/word/2024/wordml/sdtformatlock" xmlns:w16se="http://schemas.microsoft.com/office/word/2015/wordml/symex" xmlns:w16du="http://schemas.microsoft.com/office/word/2023/wordml/word16du" xmlns:wne="http://schemas.microsoft.com/office/word/2006/wordml" mc:Ignorable="w14 w15 w16se w16cid w16 w16cex w16sdtdh w16sdtfl w16du wp14">
+<w:numbering xmlns:wpc="http://schemas.microsoft.com/office/word/2010/wordprocessingCanvas" xmlns:cx="http://schemas.microsoft.com/office/drawing/2014/chartex" xmlns:cx1="http://schemas.microsoft.com/office/drawing/2015/9/8/chartex" xmlns:cx2="http://schemas.microsoft.com/office/drawing/2015/10/21/chartex" xmlns:cx3="http://schemas.microsoft.com/office/drawing/2016/5/9/chartex" xmlns:cx4="http://schemas.microsoft.com/office/drawing/2016/5/10/chartex" xmlns:cx5="http://schemas.microsoft.com/office/drawing/2016/5/11/chartex" xmlns:cx6="http://schemas.microsoft.com/office/drawing/2016/5/12/chartex" xmlns:cx7="http://schemas.microsoft.com/office/drawing/2016/5/13/chartex" xmlns:cx8="http://schemas.microsoft.com/office/drawing/2016/5/14/chartex" xmlns:mc="http://schemas.openxmlformats.org/markup-compatibility/2006" xmlns:m="http://schemas.openxmlformats.org/officeDocument/2006/math" xmlns:aink="http://schemas.microsoft.com/office/drawing/2016/ink" xmlns:am3d="http://schemas.microsoft.com/office/drawing/2017/model3d" xmlns:oel="http://schemas.microsoft.com/office/2019/extlst" xmlns:r="http://schemas.openxmlformats.org/officeDocument/2006/relationships" xmlns:wp14="http://schemas.microsoft.com/office/word/2010/wordprocessingDrawing" xmlns:wp="http://schemas.openxmlformats.org/drawingml/2006/wordprocessingDrawing" xmlns:wpg="http://schemas.microsoft.com/office/word/2010/wordprocessingGroup" xmlns:wpi="http://schemas.microsoft.com/office/word/2010/wordprocessingInk" xmlns:wps="http://schemas.microsoft.com/office/word/2010/wordprocessingShape" xmlns:o="urn:schemas-microsoft-com:office:office" xmlns:v="urn:schemas-microsoft-com:vml" xmlns:w10="urn:schemas-microsoft-com:office:word" xmlns:w="http://schemas.openxmlformats.org/wordprocessingml/2006/main" xmlns:w14="http://schemas.microsoft.com/office/word/2010/wordml" xmlns:w15="http://schemas.microsoft.com/office/word/2012/wordml" xmlns:w16cei="http://schemas.microsoft.com/office/word/2026/wordml/cei" xmlns:w16cex="http://schemas.microsoft.com/office/word/2018/wordml/cex" xmlns:w16cid="http://schemas.microsoft.com/office/word/2016/wordml/cid" xmlns:w16="http://schemas.microsoft.com/office/word/2018/wordml" xmlns:w16sdtdh="http://schemas.microsoft.com/office/word/2020/wordml/sdtdatahash" xmlns:w16sdtfl="http://schemas.microsoft.com/office/word/2024/wordml/sdtformatlock" xmlns:w16se="http://schemas.microsoft.com/office/word/2015/wordml/symex" xmlns:w16du="http://schemas.microsoft.com/office/word/2023/wordml/word16du" xmlns:wne="http://schemas.microsoft.com/office/word/2006/wordml" mc:Ignorable="w14 w15 w16se w16cid w16 w16cex w16sdtdh w16sdtfl w16du wp14">
   <w:abstractNum w:abstractNumId="0" w15:restartNumberingAfterBreak="0">
     <w:nsid w:val="0E4D4303"/>
     <w:multiLevelType w:val="hybridMultilevel"/>
@@ -913,6 +1366,345 @@
     </w:lvl>
   </w:abstractNum>
   <w:abstractNum w:abstractNumId="1" w15:restartNumberingAfterBreak="0">
+    <w:nsid w:val="154A6BC2"/>
+    <w:multiLevelType w:val="hybridMultilevel"/>
+    <w:tmpl w:val="B65C8B38"/>
+    <w:lvl w:ilvl="0" w:tplc="8676E076">
+      <w:start w:val="1"/>
+      <w:numFmt w:val="bullet"/>
+      <w:lvlText w:val="•"/>
+      <w:lvlJc w:val="left"/>
+      <w:pPr>
+        <w:ind w:left="640" w:hanging="360"/>
+      </w:pPr>
+      <w:rPr>
+        <w:rFonts w:hint="default"/>
+      </w:rPr>
+    </w:lvl>
+    <w:lvl w:ilvl="1" w:tplc="FFFFFFFF" w:tentative="1">
+      <w:start w:val="1"/>
+      <w:numFmt w:val="bullet"/>
+      <w:lvlText w:val="o"/>
+      <w:lvlJc w:val="left"/>
+      <w:pPr>
+        <w:ind w:left="1440" w:hanging="360"/>
+      </w:pPr>
+      <w:rPr>
+        <w:rFonts w:ascii="Courier New" w:hAnsi="Courier New" w:hint="default"/>
+      </w:rPr>
+    </w:lvl>
+    <w:lvl w:ilvl="2" w:tplc="FFFFFFFF" w:tentative="1">
+      <w:start w:val="1"/>
+      <w:numFmt w:val="bullet"/>
+      <w:lvlText w:val=""/>
+      <w:lvlJc w:val="left"/>
+      <w:pPr>
+        <w:ind w:left="2160" w:hanging="360"/>
+      </w:pPr>
+      <w:rPr>
+        <w:rFonts w:ascii="Wingdings" w:hAnsi="Wingdings" w:hint="default"/>
+      </w:rPr>
+    </w:lvl>
+    <w:lvl w:ilvl="3" w:tplc="FFFFFFFF" w:tentative="1">
+      <w:start w:val="1"/>
+      <w:numFmt w:val="bullet"/>
+      <w:lvlText w:val=""/>
+      <w:lvlJc w:val="left"/>
+      <w:pPr>
+        <w:ind w:left="2880" w:hanging="360"/>
+      </w:pPr>
+      <w:rPr>
+        <w:rFonts w:ascii="Symbol" w:hAnsi="Symbol" w:hint="default"/>
+      </w:rPr>
+    </w:lvl>
+    <w:lvl w:ilvl="4" w:tplc="FFFFFFFF" w:tentative="1">
+      <w:start w:val="1"/>
+      <w:numFmt w:val="bullet"/>
+      <w:lvlText w:val="o"/>
+      <w:lvlJc w:val="left"/>
+      <w:pPr>
+        <w:ind w:left="3600" w:hanging="360"/>
+      </w:pPr>
+      <w:rPr>
+        <w:rFonts w:ascii="Courier New" w:hAnsi="Courier New" w:hint="default"/>
+      </w:rPr>
+    </w:lvl>
+    <w:lvl w:ilvl="5" w:tplc="FFFFFFFF" w:tentative="1">
+      <w:start w:val="1"/>
+      <w:numFmt w:val="bullet"/>
+      <w:lvlText w:val=""/>
+      <w:lvlJc w:val="left"/>
+      <w:pPr>
+        <w:ind w:left="4320" w:hanging="360"/>
+      </w:pPr>
+      <w:rPr>
+        <w:rFonts w:ascii="Wingdings" w:hAnsi="Wingdings" w:hint="default"/>
+      </w:rPr>
+    </w:lvl>
+    <w:lvl w:ilvl="6" w:tplc="FFFFFFFF" w:tentative="1">
+      <w:start w:val="1"/>
+      <w:numFmt w:val="bullet"/>
+      <w:lvlText w:val=""/>
+      <w:lvlJc w:val="left"/>
+      <w:pPr>
+        <w:ind w:left="5040" w:hanging="360"/>
+      </w:pPr>
+      <w:rPr>
+        <w:rFonts w:ascii="Symbol" w:hAnsi="Symbol" w:hint="default"/>
+      </w:rPr>
+    </w:lvl>
+    <w:lvl w:ilvl="7" w:tplc="FFFFFFFF" w:tentative="1">
+      <w:start w:val="1"/>
+      <w:numFmt w:val="bullet"/>
+      <w:lvlText w:val="o"/>
+      <w:lvlJc w:val="left"/>
+      <w:pPr>
+        <w:ind w:left="5760" w:hanging="360"/>
+      </w:pPr>
+      <w:rPr>
+        <w:rFonts w:ascii="Courier New" w:hAnsi="Courier New" w:hint="default"/>
+      </w:rPr>
+    </w:lvl>
+    <w:lvl w:ilvl="8" w:tplc="FFFFFFFF" w:tentative="1">
+      <w:start w:val="1"/>
+      <w:numFmt w:val="bullet"/>
+      <w:lvlText w:val=""/>
+      <w:lvlJc w:val="left"/>
+      <w:pPr>
+        <w:ind w:left="6480" w:hanging="360"/>
+      </w:pPr>
+      <w:rPr>
+        <w:rFonts w:ascii="Wingdings" w:hAnsi="Wingdings" w:hint="default"/>
+      </w:rPr>
+    </w:lvl>
+  </w:abstractNum>
+  <w:abstractNum w:abstractNumId="2" w15:restartNumberingAfterBreak="0">
+    <w:nsid w:val="1E624AC6"/>
+    <w:multiLevelType w:val="hybridMultilevel"/>
+    <w:tmpl w:val="BC28C33C"/>
+    <w:lvl w:ilvl="0" w:tplc="04090001">
+      <w:start w:val="1"/>
+      <w:numFmt w:val="bullet"/>
+      <w:lvlText w:val=""/>
+      <w:lvlJc w:val="left"/>
+      <w:pPr>
+        <w:ind w:left="720" w:hanging="360"/>
+      </w:pPr>
+      <w:rPr>
+        <w:rFonts w:ascii="Symbol" w:hAnsi="Symbol" w:hint="default"/>
+      </w:rPr>
+    </w:lvl>
+    <w:lvl w:ilvl="1" w:tplc="04090003" w:tentative="1">
+      <w:start w:val="1"/>
+      <w:numFmt w:val="bullet"/>
+      <w:lvlText w:val="o"/>
+      <w:lvlJc w:val="left"/>
+      <w:pPr>
+        <w:ind w:left="1440" w:hanging="360"/>
+      </w:pPr>
+      <w:rPr>
+        <w:rFonts w:ascii="Courier New" w:hAnsi="Courier New" w:hint="default"/>
+      </w:rPr>
+    </w:lvl>
+    <w:lvl w:ilvl="2" w:tplc="04090005" w:tentative="1">
+      <w:start w:val="1"/>
+      <w:numFmt w:val="bullet"/>
+      <w:lvlText w:val=""/>
+      <w:lvlJc w:val="left"/>
+      <w:pPr>
+        <w:ind w:left="2160" w:hanging="360"/>
+      </w:pPr>
+      <w:rPr>
+        <w:rFonts w:ascii="Wingdings" w:hAnsi="Wingdings" w:hint="default"/>
+      </w:rPr>
+    </w:lvl>
+    <w:lvl w:ilvl="3" w:tplc="04090001" w:tentative="1">
+      <w:start w:val="1"/>
+      <w:numFmt w:val="bullet"/>
+      <w:lvlText w:val=""/>
+      <w:lvlJc w:val="left"/>
+      <w:pPr>
+        <w:ind w:left="2880" w:hanging="360"/>
+      </w:pPr>
+      <w:rPr>
+        <w:rFonts w:ascii="Symbol" w:hAnsi="Symbol" w:hint="default"/>
+      </w:rPr>
+    </w:lvl>
+    <w:lvl w:ilvl="4" w:tplc="04090003" w:tentative="1">
+      <w:start w:val="1"/>
+      <w:numFmt w:val="bullet"/>
+      <w:lvlText w:val="o"/>
+      <w:lvlJc w:val="left"/>
+      <w:pPr>
+        <w:ind w:left="3600" w:hanging="360"/>
+      </w:pPr>
+      <w:rPr>
+        <w:rFonts w:ascii="Courier New" w:hAnsi="Courier New" w:hint="default"/>
+      </w:rPr>
+    </w:lvl>
+    <w:lvl w:ilvl="5" w:tplc="04090005" w:tentative="1">
+      <w:start w:val="1"/>
+      <w:numFmt w:val="bullet"/>
+      <w:lvlText w:val=""/>
+      <w:lvlJc w:val="left"/>
+      <w:pPr>
+        <w:ind w:left="4320" w:hanging="360"/>
+      </w:pPr>
+      <w:rPr>
+        <w:rFonts w:ascii="Wingdings" w:hAnsi="Wingdings" w:hint="default"/>
+      </w:rPr>
+    </w:lvl>
+    <w:lvl w:ilvl="6" w:tplc="04090001" w:tentative="1">
+      <w:start w:val="1"/>
+      <w:numFmt w:val="bullet"/>
+      <w:lvlText w:val=""/>
+      <w:lvlJc w:val="left"/>
+      <w:pPr>
+        <w:ind w:left="5040" w:hanging="360"/>
+      </w:pPr>
+      <w:rPr>
+        <w:rFonts w:ascii="Symbol" w:hAnsi="Symbol" w:hint="default"/>
+      </w:rPr>
+    </w:lvl>
+    <w:lvl w:ilvl="7" w:tplc="04090003" w:tentative="1">
+      <w:start w:val="1"/>
+      <w:numFmt w:val="bullet"/>
+      <w:lvlText w:val="o"/>
+      <w:lvlJc w:val="left"/>
+      <w:pPr>
+        <w:ind w:left="5760" w:hanging="360"/>
+      </w:pPr>
+      <w:rPr>
+        <w:rFonts w:ascii="Courier New" w:hAnsi="Courier New" w:hint="default"/>
+      </w:rPr>
+    </w:lvl>
+    <w:lvl w:ilvl="8" w:tplc="04090005" w:tentative="1">
+      <w:start w:val="1"/>
+      <w:numFmt w:val="bullet"/>
+      <w:lvlText w:val=""/>
+      <w:lvlJc w:val="left"/>
+      <w:pPr>
+        <w:ind w:left="6480" w:hanging="360"/>
+      </w:pPr>
+      <w:rPr>
+        <w:rFonts w:ascii="Wingdings" w:hAnsi="Wingdings" w:hint="default"/>
+      </w:rPr>
+    </w:lvl>
+  </w:abstractNum>
+  <w:abstractNum w:abstractNumId="3" w15:restartNumberingAfterBreak="0">
+    <w:nsid w:val="21916CF8"/>
+    <w:multiLevelType w:val="hybridMultilevel"/>
+    <w:tmpl w:val="7FFC6D18"/>
+    <w:lvl w:ilvl="0" w:tplc="04090001">
+      <w:start w:val="1"/>
+      <w:numFmt w:val="bullet"/>
+      <w:lvlText w:val=""/>
+      <w:lvlJc w:val="left"/>
+      <w:pPr>
+        <w:ind w:left="720" w:hanging="360"/>
+      </w:pPr>
+      <w:rPr>
+        <w:rFonts w:ascii="Symbol" w:hAnsi="Symbol" w:hint="default"/>
+      </w:rPr>
+    </w:lvl>
+    <w:lvl w:ilvl="1" w:tplc="04090003" w:tentative="1">
+      <w:start w:val="1"/>
+      <w:numFmt w:val="bullet"/>
+      <w:lvlText w:val="o"/>
+      <w:lvlJc w:val="left"/>
+      <w:pPr>
+        <w:ind w:left="1440" w:hanging="360"/>
+      </w:pPr>
+      <w:rPr>
+        <w:rFonts w:ascii="Courier New" w:hAnsi="Courier New" w:hint="default"/>
+      </w:rPr>
+    </w:lvl>
+    <w:lvl w:ilvl="2" w:tplc="04090005" w:tentative="1">
+      <w:start w:val="1"/>
+      <w:numFmt w:val="bullet"/>
+      <w:lvlText w:val=""/>
+      <w:lvlJc w:val="left"/>
+      <w:pPr>
+        <w:ind w:left="2160" w:hanging="360"/>
+      </w:pPr>
+      <w:rPr>
+        <w:rFonts w:ascii="Wingdings" w:hAnsi="Wingdings" w:hint="default"/>
+      </w:rPr>
+    </w:lvl>
+    <w:lvl w:ilvl="3" w:tplc="04090001" w:tentative="1">
+      <w:start w:val="1"/>
+      <w:numFmt w:val="bullet"/>
+      <w:lvlText w:val=""/>
+      <w:lvlJc w:val="left"/>
+      <w:pPr>
+        <w:ind w:left="2880" w:hanging="360"/>
+      </w:pPr>
+      <w:rPr>
+        <w:rFonts w:ascii="Symbol" w:hAnsi="Symbol" w:hint="default"/>
+      </w:rPr>
+    </w:lvl>
+    <w:lvl w:ilvl="4" w:tplc="04090003" w:tentative="1">
+      <w:start w:val="1"/>
+      <w:numFmt w:val="bullet"/>
+      <w:lvlText w:val="o"/>
+      <w:lvlJc w:val="left"/>
+      <w:pPr>
+        <w:ind w:left="3600" w:hanging="360"/>
+      </w:pPr>
+      <w:rPr>
+        <w:rFonts w:ascii="Courier New" w:hAnsi="Courier New" w:hint="default"/>
+      </w:rPr>
+    </w:lvl>
+    <w:lvl w:ilvl="5" w:tplc="04090005" w:tentative="1">
+      <w:start w:val="1"/>
+      <w:numFmt w:val="bullet"/>
+      <w:lvlText w:val=""/>
+      <w:lvlJc w:val="left"/>
+      <w:pPr>
+        <w:ind w:left="4320" w:hanging="360"/>
+      </w:pPr>
+      <w:rPr>
+        <w:rFonts w:ascii="Wingdings" w:hAnsi="Wingdings" w:hint="default"/>
+      </w:rPr>
+    </w:lvl>
+    <w:lvl w:ilvl="6" w:tplc="04090001" w:tentative="1">
+      <w:start w:val="1"/>
+      <w:numFmt w:val="bullet"/>
+      <w:lvlText w:val=""/>
+      <w:lvlJc w:val="left"/>
+      <w:pPr>
+        <w:ind w:left="5040" w:hanging="360"/>
+      </w:pPr>
+      <w:rPr>
+        <w:rFonts w:ascii="Symbol" w:hAnsi="Symbol" w:hint="default"/>
+      </w:rPr>
+    </w:lvl>
+    <w:lvl w:ilvl="7" w:tplc="04090003" w:tentative="1">
+      <w:start w:val="1"/>
+      <w:numFmt w:val="bullet"/>
+      <w:lvlText w:val="o"/>
+      <w:lvlJc w:val="left"/>
+      <w:pPr>
+        <w:ind w:left="5760" w:hanging="360"/>
+      </w:pPr>
+      <w:rPr>
+        <w:rFonts w:ascii="Courier New" w:hAnsi="Courier New" w:hint="default"/>
+      </w:rPr>
+    </w:lvl>
+    <w:lvl w:ilvl="8" w:tplc="04090005" w:tentative="1">
+      <w:start w:val="1"/>
+      <w:numFmt w:val="bullet"/>
+      <w:lvlText w:val=""/>
+      <w:lvlJc w:val="left"/>
+      <w:pPr>
+        <w:ind w:left="6480" w:hanging="360"/>
+      </w:pPr>
+      <w:rPr>
+        <w:rFonts w:ascii="Wingdings" w:hAnsi="Wingdings" w:hint="default"/>
+      </w:rPr>
+    </w:lvl>
+  </w:abstractNum>
+  <w:abstractNum w:abstractNumId="4" w15:restartNumberingAfterBreak="0">
     <w:nsid w:val="2CBB2DF9"/>
     <w:multiLevelType w:val="hybridMultilevel"/>
     <w:tmpl w:val="3DD20F04"/>
@@ -998,7 +1790,7 @@
       </w:pPr>
     </w:lvl>
   </w:abstractNum>
-  <w:abstractNum w:abstractNumId="2" w15:restartNumberingAfterBreak="0">
+  <w:abstractNum w:abstractNumId="5" w15:restartNumberingAfterBreak="0">
     <w:nsid w:val="2E0062BC"/>
     <w:multiLevelType w:val="hybridMultilevel"/>
     <w:tmpl w:val="FE2A1A5A"/>
@@ -1084,8 +1876,120 @@
       </w:pPr>
     </w:lvl>
   </w:abstractNum>
+  <w:abstractNum w:abstractNumId="6" w15:restartNumberingAfterBreak="0">
+    <w:nsid w:val="2FC30A77"/>
+    <w:multiLevelType w:val="hybridMultilevel"/>
+    <w:tmpl w:val="CE88F2EA"/>
+    <w:lvl w:ilvl="0" w:tplc="04090001">
+      <w:numFmt w:val="bullet"/>
+      <w:lvlText w:val=""/>
+      <w:lvlJc w:val="left"/>
+      <w:pPr>
+        <w:ind w:left="720" w:hanging="360"/>
+      </w:pPr>
+      <w:rPr>
+        <w:rFonts w:ascii="Symbol" w:eastAsia="Times New Roman" w:hAnsi="Symbol" w:cs="Times New Roman" w:hint="default"/>
+      </w:rPr>
+    </w:lvl>
+    <w:lvl w:ilvl="1" w:tplc="04090003" w:tentative="1">
+      <w:start w:val="1"/>
+      <w:numFmt w:val="bullet"/>
+      <w:lvlText w:val="o"/>
+      <w:lvlJc w:val="left"/>
+      <w:pPr>
+        <w:ind w:left="1440" w:hanging="360"/>
+      </w:pPr>
+      <w:rPr>
+        <w:rFonts w:ascii="Courier New" w:hAnsi="Courier New" w:hint="default"/>
+      </w:rPr>
+    </w:lvl>
+    <w:lvl w:ilvl="2" w:tplc="04090005" w:tentative="1">
+      <w:start w:val="1"/>
+      <w:numFmt w:val="bullet"/>
+      <w:lvlText w:val=""/>
+      <w:lvlJc w:val="left"/>
+      <w:pPr>
+        <w:ind w:left="2160" w:hanging="360"/>
+      </w:pPr>
+      <w:rPr>
+        <w:rFonts w:ascii="Wingdings" w:hAnsi="Wingdings" w:hint="default"/>
+      </w:rPr>
+    </w:lvl>
+    <w:lvl w:ilvl="3" w:tplc="04090001" w:tentative="1">
+      <w:start w:val="1"/>
+      <w:numFmt w:val="bullet"/>
+      <w:lvlText w:val=""/>
+      <w:lvlJc w:val="left"/>
+      <w:pPr>
+        <w:ind w:left="2880" w:hanging="360"/>
+      </w:pPr>
+      <w:rPr>
+        <w:rFonts w:ascii="Symbol" w:hAnsi="Symbol" w:hint="default"/>
+      </w:rPr>
+    </w:lvl>
+    <w:lvl w:ilvl="4" w:tplc="04090003" w:tentative="1">
+      <w:start w:val="1"/>
+      <w:numFmt w:val="bullet"/>
+      <w:lvlText w:val="o"/>
+      <w:lvlJc w:val="left"/>
+      <w:pPr>
+        <w:ind w:left="3600" w:hanging="360"/>
+      </w:pPr>
+      <w:rPr>
+        <w:rFonts w:ascii="Courier New" w:hAnsi="Courier New" w:hint="default"/>
+      </w:rPr>
+    </w:lvl>
+    <w:lvl w:ilvl="5" w:tplc="04090005" w:tentative="1">
+      <w:start w:val="1"/>
+      <w:numFmt w:val="bullet"/>
+      <w:lvlText w:val=""/>
+      <w:lvlJc w:val="left"/>
+      <w:pPr>
+        <w:ind w:left="4320" w:hanging="360"/>
+      </w:pPr>
+      <w:rPr>
+        <w:rFonts w:ascii="Wingdings" w:hAnsi="Wingdings" w:hint="default"/>
+      </w:rPr>
+    </w:lvl>
+    <w:lvl w:ilvl="6" w:tplc="04090001" w:tentative="1">
+      <w:start w:val="1"/>
+      <w:numFmt w:val="bullet"/>
+      <w:lvlText w:val=""/>
+      <w:lvlJc w:val="left"/>
+      <w:pPr>
+        <w:ind w:left="5040" w:hanging="360"/>
+      </w:pPr>
+      <w:rPr>
+        <w:rFonts w:ascii="Symbol" w:hAnsi="Symbol" w:hint="default"/>
+      </w:rPr>
+    </w:lvl>
+    <w:lvl w:ilvl="7" w:tplc="04090003" w:tentative="1">
+      <w:start w:val="1"/>
+      <w:numFmt w:val="bullet"/>
+      <w:lvlText w:val="o"/>
+      <w:lvlJc w:val="left"/>
+      <w:pPr>
+        <w:ind w:left="5760" w:hanging="360"/>
+      </w:pPr>
+      <w:rPr>
+        <w:rFonts w:ascii="Courier New" w:hAnsi="Courier New" w:hint="default"/>
+      </w:rPr>
+    </w:lvl>
+    <w:lvl w:ilvl="8" w:tplc="04090005" w:tentative="1">
+      <w:start w:val="1"/>
+      <w:numFmt w:val="bullet"/>
+      <w:lvlText w:val=""/>
+      <w:lvlJc w:val="left"/>
+      <w:pPr>
+        <w:ind w:left="6480" w:hanging="360"/>
+      </w:pPr>
+      <w:rPr>
+        <w:rFonts w:ascii="Wingdings" w:hAnsi="Wingdings" w:hint="default"/>
+      </w:rPr>
+    </w:lvl>
+  </w:abstractNum>
   <w:num w:numId="1" w16cid:durableId="1870559669">
-    <w:abstractNumId w:val="2"/>
+    <w:abstractNumId w:val="5"/>
     <w:lvlOverride w:ilvl="0">
       <w:startOverride w:val="1"/>
     </w:lvlOverride>
@@ -1100,10 +2004,22 @@
     <w:abstractNumId w:val="0"/>
   </w:num>
   <w:num w:numId="4" w16cid:durableId="1302417629">
-    <w:abstractNumId w:val="1"/>
+    <w:abstractNumId w:val="4"/>
     <w:lvlOverride w:ilvl="0">
       <w:startOverride w:val="1"/>
     </w:lvlOverride>
+  </w:num>
+  <w:num w:numId="5" w16cid:durableId="578248670">
+    <w:abstractNumId w:val="3"/>
+  </w:num>
+  <w:num w:numId="6" w16cid:durableId="321543576">
+    <w:abstractNumId w:val="6"/>
+  </w:num>
+  <w:num w:numId="7" w16cid:durableId="801385818">
+    <w:abstractNumId w:val="2"/>
+  </w:num>
+  <w:num w:numId="8" w16cid:durableId="1025011477">
+    <w:abstractNumId w:val="1"/>
   </w:num>
 </w:numbering>
 </file>
@@ -1702,6 +2618,30 @@
     <w:basedOn w:val="DefaultParagraphFont"/>
     <w:rsid w:val="00407F93"/>
   </w:style>
+  <w:style w:type="character" w:styleId="UnresolvedMention">
+    <w:name w:val="Unresolved Mention"/>
+    <w:basedOn w:val="DefaultParagraphFont"/>
+    <w:uiPriority w:val="99"/>
+    <w:semiHidden/>
+    <w:unhideWhenUsed/>
+    <w:rsid w:val="00DB63FA"/>
+    <w:rPr>
+      <w:color w:val="605E5C"/>
+      <w:shd w:val="clear" w:color="auto" w:fill="E1DFDD"/>
+    </w:rPr>
+  </w:style>
+  <w:style w:type="character" w:styleId="FollowedHyperlink">
+    <w:name w:val="FollowedHyperlink"/>
+    <w:basedOn w:val="DefaultParagraphFont"/>
+    <w:uiPriority w:val="99"/>
+    <w:semiHidden/>
+    <w:unhideWhenUsed/>
+    <w:rsid w:val="00DB63FA"/>
+    <w:rPr>
+      <w:color w:val="954F72" w:themeColor="followedHyperlink"/>
+      <w:u w:val="single"/>
+    </w:rPr>
+  </w:style>
 </w:styles>
 </file>
 
